--- a/Resume.docx
+++ b/Resume.docx
@@ -285,8 +285,43 @@
               <w:shd w:fill="auto" w:val="clear"/>
               <w:rPr/>
             </w:pPr>
-            <w:bookmarkStart w:colFirst="0" w:colLast="0" w:name="_z1zy43hez6rx" w:id="2"/>
+            <w:bookmarkStart w:colFirst="0" w:colLast="0" w:name="_60e0sb8xrw6q" w:id="2"/>
             <w:bookmarkEnd w:id="2"/>
+            <w:r>
+              <w:rPr>
+                <w:rtl w:val="0"/>
+              </w:rPr>
+              <w:t xml:space="preserve">OBJECTIVE</w:t>
+            </w:r>
+          </w:p>
+          <w:p>
+            <w:pPr>
+              <w:spacing w:before="0" w:line="240" w:lineRule="auto"/>
+              <w:rPr/>
+            </w:pPr>
+            <w:r>
+              <w:rPr>
+                <w:rtl w:val="0"/>
+              </w:rPr>
+              <w:t xml:space="preserve">My objective is to learn as much as possible in whatever position I’m in. I adapt quickly and will always give 110% towards my responsibilities in the workplace. </w:t>
+            </w:r>
+          </w:p>
+          <w:p>
+            <w:pPr>
+              <w:pStyle w:val="Heading1"/>
+              <w:pageBreakBefore w:val="0"/>
+              <w:pBdr>
+                <w:top w:space="0" w:sz="0" w:val="nil"/>
+                <w:left w:space="0" w:sz="0" w:val="nil"/>
+                <w:bottom w:space="0" w:sz="0" w:val="nil"/>
+                <w:right w:space="0" w:sz="0" w:val="nil"/>
+                <w:between w:space="0" w:sz="0" w:val="nil"/>
+              </w:pBdr>
+              <w:shd w:fill="auto" w:val="clear"/>
+              <w:rPr/>
+            </w:pPr>
+            <w:bookmarkStart w:colFirst="0" w:colLast="0" w:name="_z1zy43hez6rx" w:id="3"/>
+            <w:bookmarkEnd w:id="3"/>
             <w:r>
               <w:rPr>
                 <w:rtl w:val="0"/>
@@ -302,8 +337,8 @@
                 <w:i w:val="1"/>
               </w:rPr>
             </w:pPr>
-            <w:bookmarkStart w:colFirst="0" w:colLast="0" w:name="_nc4xlx23lnbu" w:id="3"/>
-            <w:bookmarkEnd w:id="3"/>
+            <w:bookmarkStart w:colFirst="0" w:colLast="0" w:name="_nc4xlx23lnbu" w:id="4"/>
+            <w:bookmarkEnd w:id="4"/>
             <w:r>
               <w:rPr>
                 <w:rtl w:val="0"/>
@@ -321,8 +356,8 @@
               <w:pStyle w:val="Heading3"/>
               <w:rPr/>
             </w:pPr>
-            <w:bookmarkStart w:colFirst="0" w:colLast="0" w:name="_ii566z38oy18" w:id="4"/>
-            <w:bookmarkEnd w:id="4"/>
+            <w:bookmarkStart w:colFirst="0" w:colLast="0" w:name="_ii566z38oy18" w:id="5"/>
+            <w:bookmarkEnd w:id="5"/>
             <w:r>
               <w:rPr>
                 <w:rtl w:val="0"/>
@@ -339,6 +374,18 @@
               <w:rPr>
                 <w:rtl w:val="0"/>
               </w:rPr>
+              <w:t xml:space="preserve">Took on several responsibilities such as receiving merchandise, stocking the store, filling and preparing customer orders, answering phone calls for customers and working the register. We have a small team at the bookstore, so this usually means I’m multitasking. </w:t>
+            </w:r>
+          </w:p>
+          <w:p>
+            <w:pPr>
+              <w:spacing w:before="0" w:line="240" w:lineRule="auto"/>
+              <w:rPr/>
+            </w:pPr>
+            <w:r>
+              <w:rPr>
+                <w:rtl w:val="0"/>
+              </w:rPr>
             </w:r>
           </w:p>
           <w:p>
@@ -353,22 +400,15 @@
                 <w:between w:space="0" w:sz="0" w:val="nil"/>
               </w:pBdr>
               <w:shd w:fill="auto" w:val="clear"/>
-              <w:rPr>
-                <w:color w:val="b7b7b7"/>
-              </w:rPr>
-            </w:pPr>
-            <w:bookmarkStart w:colFirst="0" w:colLast="0" w:name="_yk8luflkpwij" w:id="5"/>
-            <w:bookmarkEnd w:id="5"/>
+              <w:rPr/>
+            </w:pPr>
+            <w:bookmarkStart w:colFirst="0" w:colLast="0" w:name="_yk8luflkpwij" w:id="6"/>
+            <w:bookmarkEnd w:id="6"/>
             <w:r>
               <w:rPr>
                 <w:rtl w:val="0"/>
               </w:rPr>
               <w:t xml:space="preserve">EDUCATION</w:t>
-            </w:r>
-            <w:r>
-              <w:rPr>
-                <w:rtl w:val="0"/>
-              </w:rPr>
             </w:r>
           </w:p>
           <w:p>
@@ -388,101 +428,144 @@
                 <w:i w:val="1"/>
               </w:rPr>
             </w:pPr>
-            <w:bookmarkStart w:colFirst="0" w:colLast="0" w:name="_6wymnhinx9q5" w:id="6"/>
-            <w:bookmarkEnd w:id="6"/>
-            <w:r>
-              <w:rPr>
-                <w:rtl w:val="0"/>
-              </w:rPr>
-              <w:t xml:space="preserve">Joliet Central High School</w:t>
-            </w:r>
-            <w:r>
-              <w:rPr>
-                <w:rtl w:val="0"/>
-              </w:rPr>
-            </w:r>
-          </w:p>
-          <w:p>
-            <w:pPr>
-              <w:pStyle w:val="Heading3"/>
-              <w:pageBreakBefore w:val="0"/>
-              <w:pBdr>
-                <w:top w:space="0" w:sz="0" w:val="nil"/>
-                <w:left w:space="0" w:sz="0" w:val="nil"/>
-                <w:bottom w:space="0" w:sz="0" w:val="nil"/>
-                <w:right w:space="0" w:sz="0" w:val="nil"/>
-                <w:between w:space="0" w:sz="0" w:val="nil"/>
-              </w:pBdr>
-              <w:shd w:fill="auto" w:val="clear"/>
-              <w:rPr/>
-            </w:pPr>
-            <w:bookmarkStart w:colFirst="0" w:colLast="0" w:name="_7vtcyzeczjot" w:id="7"/>
+            <w:bookmarkStart w:colFirst="0" w:colLast="0" w:name="_czfiadnsgnzp" w:id="7"/>
             <w:bookmarkEnd w:id="7"/>
             <w:r>
               <w:rPr>
-                <w:rtl w:val="0"/>
-              </w:rPr>
-              <w:t xml:space="preserve">August 2019 - May 2023</w:t>
-            </w:r>
-            <w:r>
-              <w:rPr>
-                <w:rtl w:val="0"/>
-              </w:rPr>
-            </w:r>
-          </w:p>
-          <w:p>
-            <w:pPr>
-              <w:pageBreakBefore w:val="0"/>
-              <w:pBdr>
-                <w:top w:space="0" w:sz="0" w:val="nil"/>
-                <w:left w:space="0" w:sz="0" w:val="nil"/>
-                <w:bottom w:space="0" w:sz="0" w:val="nil"/>
-                <w:right w:space="0" w:sz="0" w:val="nil"/>
-                <w:between w:space="0" w:sz="0" w:val="nil"/>
-              </w:pBdr>
-              <w:shd w:fill="auto" w:val="clear"/>
-              <w:spacing w:after="0" w:before="120" w:line="312" w:lineRule="auto"/>
-              <w:rPr/>
-            </w:pPr>
-            <w:r>
-              <w:rPr>
-                <w:rtl w:val="0"/>
-              </w:rPr>
-              <w:t xml:space="preserve">Top .01% of graduating class, Magna Cum Laude (4.5 GPA)</w:t>
-            </w:r>
-          </w:p>
-          <w:p>
-            <w:pPr>
-              <w:pStyle w:val="Heading2"/>
-              <w:pageBreakBefore w:val="0"/>
-              <w:pBdr>
-                <w:top w:space="0" w:sz="0" w:val="nil"/>
-                <w:left w:space="0" w:sz="0" w:val="nil"/>
-                <w:bottom w:space="0" w:sz="0" w:val="nil"/>
-                <w:right w:space="0" w:sz="0" w:val="nil"/>
-                <w:between w:space="0" w:sz="0" w:val="nil"/>
-              </w:pBdr>
-              <w:shd w:fill="auto" w:val="clear"/>
+                <w:b w:val="0"/>
+                <w:rtl w:val="0"/>
+              </w:rPr>
+              <w:t xml:space="preserve">Lewis University</w:t>
+            </w:r>
+            <w:r>
+              <w:rPr>
+                <w:b w:val="0"/>
+                <w:rtl w:val="0"/>
+              </w:rPr>
+              <w:t xml:space="preserve"> — </w:t>
+            </w:r>
+            <w:r>
               <w:rPr>
                 <w:b w:val="0"/>
                 <w:i w:val="1"/>
-              </w:rPr>
-            </w:pPr>
-            <w:bookmarkStart w:colFirst="0" w:colLast="0" w:name="_czfiadnsgnzp" w:id="8"/>
+                <w:rtl w:val="0"/>
+              </w:rPr>
+              <w:t xml:space="preserve">Computer Science + Music</w:t>
+            </w:r>
+          </w:p>
+          <w:p>
+            <w:pPr>
+              <w:pStyle w:val="Heading3"/>
+              <w:pageBreakBefore w:val="0"/>
+              <w:pBdr>
+                <w:top w:space="0" w:sz="0" w:val="nil"/>
+                <w:left w:space="0" w:sz="0" w:val="nil"/>
+                <w:bottom w:space="0" w:sz="0" w:val="nil"/>
+                <w:right w:space="0" w:sz="0" w:val="nil"/>
+                <w:between w:space="0" w:sz="0" w:val="nil"/>
+              </w:pBdr>
+              <w:shd w:fill="auto" w:val="clear"/>
+              <w:rPr/>
+            </w:pPr>
+            <w:bookmarkStart w:colFirst="0" w:colLast="0" w:name="_miiyt1y6sl7g" w:id="8"/>
             <w:bookmarkEnd w:id="8"/>
             <w:r>
               <w:rPr>
+                <w:rtl w:val="0"/>
+              </w:rPr>
+              <w:t xml:space="preserve">August 2023 - Present</w:t>
+            </w:r>
+            <w:r>
+              <w:rPr>
+                <w:rtl w:val="0"/>
+              </w:rPr>
+            </w:r>
+          </w:p>
+          <w:p>
+            <w:pPr>
+              <w:pageBreakBefore w:val="0"/>
+              <w:pBdr>
+                <w:top w:space="0" w:sz="0" w:val="nil"/>
+                <w:left w:space="0" w:sz="0" w:val="nil"/>
+                <w:bottom w:space="0" w:sz="0" w:val="nil"/>
+                <w:right w:space="0" w:sz="0" w:val="nil"/>
+                <w:between w:space="0" w:sz="0" w:val="nil"/>
+              </w:pBdr>
+              <w:shd w:fill="auto" w:val="clear"/>
+              <w:spacing w:after="0" w:before="120" w:line="312" w:lineRule="auto"/>
+              <w:rPr/>
+            </w:pPr>
+            <w:r>
+              <w:rPr>
+                <w:rtl w:val="0"/>
+              </w:rPr>
+              <w:t xml:space="preserve">Currently Attending (4.0 GPA)</w:t>
+            </w:r>
+            <w:r>
+              <w:rPr>
+                <w:rtl w:val="0"/>
+              </w:rPr>
+            </w:r>
+          </w:p>
+          <w:p>
+            <w:pPr>
+              <w:pStyle w:val="Heading1"/>
+              <w:pageBreakBefore w:val="0"/>
+              <w:pBdr>
+                <w:top w:space="0" w:sz="0" w:val="nil"/>
+                <w:left w:space="0" w:sz="0" w:val="nil"/>
+                <w:bottom w:space="0" w:sz="0" w:val="nil"/>
+                <w:right w:space="0" w:sz="0" w:val="nil"/>
+                <w:between w:space="0" w:sz="0" w:val="nil"/>
+              </w:pBdr>
+              <w:shd w:fill="auto" w:val="clear"/>
+              <w:rPr>
+                <w:sz w:val="20"/>
+                <w:szCs w:val="20"/>
+              </w:rPr>
+            </w:pPr>
+            <w:bookmarkStart w:colFirst="0" w:colLast="0" w:name="_jhv78pp9wtzd" w:id="9"/>
+            <w:bookmarkEnd w:id="9"/>
+            <w:r>
+              <w:rPr>
+                <w:rtl w:val="0"/>
+              </w:rPr>
+              <w:t xml:space="preserve">PROJECTS</w:t>
+            </w:r>
+            <w:r>
+              <w:rPr>
+                <w:rtl w:val="0"/>
+              </w:rPr>
+            </w:r>
+          </w:p>
+          <w:p>
+            <w:pPr>
+              <w:pStyle w:val="Heading2"/>
+              <w:pageBreakBefore w:val="0"/>
+              <w:pBdr>
+                <w:top w:space="0" w:sz="0" w:val="nil"/>
+                <w:left w:space="0" w:sz="0" w:val="nil"/>
+                <w:bottom w:space="0" w:sz="0" w:val="nil"/>
+                <w:right w:space="0" w:sz="0" w:val="nil"/>
+                <w:between w:space="0" w:sz="0" w:val="nil"/>
+              </w:pBdr>
+              <w:shd w:fill="auto" w:val="clear"/>
+              <w:rPr/>
+            </w:pPr>
+            <w:bookmarkStart w:colFirst="0" w:colLast="0" w:name="_vm051rmyhoww" w:id="10"/>
+            <w:bookmarkEnd w:id="10"/>
+            <w:r>
+              <w:rPr>
+                <w:rtl w:val="0"/>
+              </w:rPr>
+              <w:t xml:space="preserve">Kairos 8ight/Legado Imparable </w:t>
+            </w:r>
+            <w:r>
+              <w:rPr>
                 <w:b w:val="0"/>
                 <w:rtl w:val="0"/>
               </w:rPr>
-              <w:t xml:space="preserve">Lewis University</w:t>
-            </w:r>
-            <w:r>
-              <w:rPr>
-                <w:b w:val="0"/>
-                <w:rtl w:val="0"/>
-              </w:rPr>
-              <w:t xml:space="preserve"> — </w:t>
+              <w:t xml:space="preserve">— </w:t>
             </w:r>
             <w:r>
               <w:rPr>
@@ -490,30 +573,7 @@
                 <w:i w:val="1"/>
                 <w:rtl w:val="0"/>
               </w:rPr>
-              <w:t xml:space="preserve">Computer Science + Music</w:t>
-            </w:r>
-          </w:p>
-          <w:p>
-            <w:pPr>
-              <w:pStyle w:val="Heading3"/>
-              <w:pageBreakBefore w:val="0"/>
-              <w:pBdr>
-                <w:top w:space="0" w:sz="0" w:val="nil"/>
-                <w:left w:space="0" w:sz="0" w:val="nil"/>
-                <w:bottom w:space="0" w:sz="0" w:val="nil"/>
-                <w:right w:space="0" w:sz="0" w:val="nil"/>
-                <w:between w:space="0" w:sz="0" w:val="nil"/>
-              </w:pBdr>
-              <w:shd w:fill="auto" w:val="clear"/>
-              <w:rPr/>
-            </w:pPr>
-            <w:bookmarkStart w:colFirst="0" w:colLast="0" w:name="_miiyt1y6sl7g" w:id="9"/>
-            <w:bookmarkEnd w:id="9"/>
-            <w:r>
-              <w:rPr>
-                <w:rtl w:val="0"/>
-              </w:rPr>
-              <w:t xml:space="preserve">August 2023 - Present</w:t>
+              <w:t xml:space="preserve">Music Performance/composition</w:t>
             </w:r>
             <w:r>
               <w:rPr>
@@ -539,170 +599,84 @@
               <w:rPr>
                 <w:rtl w:val="0"/>
               </w:rPr>
-              <w:t xml:space="preserve">Currently Attending (4.0 GPA)</w:t>
-            </w:r>
-            <w:r>
-              <w:rPr>
-                <w:rtl w:val="0"/>
-              </w:rPr>
+              <w:t xml:space="preserve">Several music projects/paid live performances under Kairos 8ight and Legado Imparable. Being a part-time artist has really helped me lose my fear of talking to strangers. It’s improved my confidence and has given me a new perspective on failure and perseverance. </w:t>
             </w:r>
           </w:p>
           <w:p>
             <w:pPr>
               <w:pStyle w:val="Heading1"/>
-              <w:pageBreakBefore w:val="0"/>
-              <w:pBdr>
-                <w:top w:space="0" w:sz="0" w:val="nil"/>
-                <w:left w:space="0" w:sz="0" w:val="nil"/>
-                <w:bottom w:space="0" w:sz="0" w:val="nil"/>
-                <w:right w:space="0" w:sz="0" w:val="nil"/>
-                <w:between w:space="0" w:sz="0" w:val="nil"/>
-              </w:pBdr>
-              <w:shd w:fill="auto" w:val="clear"/>
               <w:rPr>
                 <w:sz w:val="20"/>
                 <w:szCs w:val="20"/>
               </w:rPr>
             </w:pPr>
-            <w:bookmarkStart w:colFirst="0" w:colLast="0" w:name="_jhv78pp9wtzd" w:id="10"/>
-            <w:bookmarkEnd w:id="10"/>
-            <w:r>
-              <w:rPr>
-                <w:rtl w:val="0"/>
-              </w:rPr>
-              <w:t xml:space="preserve">PROJECTS</w:t>
-            </w:r>
-            <w:r>
-              <w:rPr>
-                <w:rtl w:val="0"/>
-              </w:rPr>
-            </w:r>
-          </w:p>
-          <w:p>
-            <w:pPr>
-              <w:pStyle w:val="Heading2"/>
-              <w:pageBreakBefore w:val="0"/>
-              <w:pBdr>
-                <w:top w:space="0" w:sz="0" w:val="nil"/>
-                <w:left w:space="0" w:sz="0" w:val="nil"/>
-                <w:bottom w:space="0" w:sz="0" w:val="nil"/>
-                <w:right w:space="0" w:sz="0" w:val="nil"/>
-                <w:between w:space="0" w:sz="0" w:val="nil"/>
-              </w:pBdr>
-              <w:shd w:fill="auto" w:val="clear"/>
-              <w:rPr/>
-            </w:pPr>
-            <w:bookmarkStart w:colFirst="0" w:colLast="0" w:name="_vm051rmyhoww" w:id="11"/>
+            <w:bookmarkStart w:colFirst="0" w:colLast="0" w:name="_dt7d12hig09v" w:id="11"/>
             <w:bookmarkEnd w:id="11"/>
             <w:r>
-              <w:rPr>
-                <w:rtl w:val="0"/>
-              </w:rPr>
-              <w:t xml:space="preserve">Kairos 8ight/Legado Imparable </w:t>
-            </w:r>
-            <w:r>
-              <w:rPr>
-                <w:b w:val="0"/>
-                <w:rtl w:val="0"/>
-              </w:rPr>
-              <w:t xml:space="preserve">— </w:t>
-            </w:r>
-            <w:r>
-              <w:rPr>
-                <w:b w:val="0"/>
-                <w:i w:val="1"/>
-                <w:rtl w:val="0"/>
-              </w:rPr>
-              <w:t xml:space="preserve">Music Performance/composition</w:t>
-            </w:r>
-            <w:r>
-              <w:rPr>
-                <w:rtl w:val="0"/>
-              </w:rPr>
-            </w:r>
-          </w:p>
-          <w:p>
-            <w:pPr>
-              <w:pageBreakBefore w:val="0"/>
-              <w:pBdr>
-                <w:top w:space="0" w:sz="0" w:val="nil"/>
-                <w:left w:space="0" w:sz="0" w:val="nil"/>
-                <w:bottom w:space="0" w:sz="0" w:val="nil"/>
-                <w:right w:space="0" w:sz="0" w:val="nil"/>
-                <w:between w:space="0" w:sz="0" w:val="nil"/>
-              </w:pBdr>
-              <w:shd w:fill="auto" w:val="clear"/>
-              <w:spacing w:after="0" w:before="120" w:line="312" w:lineRule="auto"/>
-              <w:rPr/>
-            </w:pPr>
-            <w:r>
-              <w:rPr>
-                <w:rtl w:val="0"/>
-              </w:rPr>
-              <w:t xml:space="preserve">Several music projects/paid live performances under Kairos 8ight and Legado Imparable</w:t>
-            </w:r>
-          </w:p>
-          <w:p>
-            <w:pPr>
-              <w:pStyle w:val="Heading1"/>
               <w:rPr>
                 <w:sz w:val="20"/>
                 <w:szCs w:val="20"/>
-              </w:rPr>
-            </w:pPr>
-            <w:bookmarkStart w:colFirst="0" w:colLast="0" w:name="_dt7d12hig09v" w:id="12"/>
+                <w:rtl w:val="0"/>
+              </w:rPr>
+              <w:t xml:space="preserve">Community Service</w:t>
+            </w:r>
+          </w:p>
+          <w:p>
+            <w:pPr>
+              <w:pStyle w:val="Heading2"/>
+              <w:spacing w:before="0" w:lineRule="auto"/>
+              <w:rPr/>
+            </w:pPr>
+            <w:bookmarkStart w:colFirst="0" w:colLast="0" w:name="_ybeb50kkehgo" w:id="12"/>
             <w:bookmarkEnd w:id="12"/>
             <w:r>
               <w:rPr>
-                <w:sz w:val="20"/>
-                <w:szCs w:val="20"/>
-                <w:rtl w:val="0"/>
-              </w:rPr>
-              <w:t xml:space="preserve">Community Service</w:t>
+                <w:rtl w:val="0"/>
+              </w:rPr>
+              <w:t xml:space="preserve">Joliet Community Mariachi </w:t>
+            </w:r>
+          </w:p>
+          <w:p>
+            <w:pPr>
+              <w:rPr/>
+            </w:pPr>
+            <w:r>
+              <w:rPr>
+                <w:rtl w:val="0"/>
+              </w:rPr>
+              <w:t xml:space="preserve">Assisting as a guitar instructor and section leader since the foundation of the ensemble</w:t>
+            </w:r>
+            <w:r>
+              <w:rPr>
+                <w:rtl w:val="0"/>
+              </w:rPr>
             </w:r>
           </w:p>
           <w:p>
             <w:pPr>
               <w:pStyle w:val="Heading2"/>
-              <w:rPr/>
-            </w:pPr>
-            <w:bookmarkStart w:colFirst="0" w:colLast="0" w:name="_ybeb50kkehgo" w:id="13"/>
+              <w:spacing w:before="0" w:lineRule="auto"/>
+              <w:rPr/>
+            </w:pPr>
+            <w:bookmarkStart w:colFirst="0" w:colLast="0" w:name="_4dis4tpbp26b" w:id="13"/>
             <w:bookmarkEnd w:id="13"/>
             <w:r>
               <w:rPr>
                 <w:rtl w:val="0"/>
               </w:rPr>
-              <w:t xml:space="preserve">Joliet Community Mariachi </w:t>
-            </w:r>
-          </w:p>
-          <w:p>
-            <w:pPr>
-              <w:rPr/>
-            </w:pPr>
-            <w:r>
-              <w:rPr>
-                <w:rtl w:val="0"/>
-              </w:rPr>
-              <w:t xml:space="preserve">Assisting as a guitar instructor and section leader since the foundation of the ensemble</w:t>
-            </w:r>
-            <w:r>
-              <w:rPr>
-                <w:rtl w:val="0"/>
-              </w:rPr>
-            </w:r>
-          </w:p>
-          <w:p>
-            <w:pPr>
-              <w:pStyle w:val="Heading2"/>
-              <w:rPr/>
-            </w:pPr>
-            <w:bookmarkStart w:colFirst="0" w:colLast="0" w:name="_4dis4tpbp26b" w:id="14"/>
-            <w:bookmarkEnd w:id="14"/>
-            <w:r>
-              <w:rPr>
-                <w:rtl w:val="0"/>
-              </w:rPr>
               <w:t xml:space="preserve">Our Lady of Mount Carmel Church, Joliet</w:t>
+            </w:r>
+          </w:p>
+          <w:p>
+            <w:pPr>
+              <w:spacing w:before="0" w:line="240" w:lineRule="auto"/>
+              <w:rPr/>
+            </w:pPr>
+            <w:r>
+              <w:rPr>
+                <w:rtl w:val="0"/>
+              </w:rPr>
+              <w:t xml:space="preserve">I continue to regularly assist my parish and community through helping plan large events such as the annual Kermes (annual attendance of ~4000)</w:t>
             </w:r>
             <w:r>
               <w:rPr>
@@ -742,8 +716,8 @@
               <w:shd w:fill="auto" w:val="clear"/>
               <w:rPr/>
             </w:pPr>
-            <w:bookmarkStart w:colFirst="0" w:colLast="0" w:name="_ca0awj8022e2" w:id="15"/>
-            <w:bookmarkEnd w:id="15"/>
+            <w:bookmarkStart w:colFirst="0" w:colLast="0" w:name="_ca0awj8022e2" w:id="14"/>
+            <w:bookmarkEnd w:id="14"/>
             <w:r>
               <w:rPr>
                 <w:rtl w:val="0"/>
@@ -905,8 +879,8 @@
               <w:shd w:fill="auto" w:val="clear"/>
               <w:rPr/>
             </w:pPr>
-            <w:bookmarkStart w:colFirst="0" w:colLast="0" w:name="_tuxh7mwdaxox" w:id="16"/>
-            <w:bookmarkEnd w:id="16"/>
+            <w:bookmarkStart w:colFirst="0" w:colLast="0" w:name="_tuxh7mwdaxox" w:id="15"/>
+            <w:bookmarkEnd w:id="15"/>
             <w:r>
               <w:rPr>
                 <w:rtl w:val="0"/>
@@ -1024,8 +998,8 @@
               <w:shd w:fill="auto" w:val="clear"/>
               <w:rPr/>
             </w:pPr>
-            <w:bookmarkStart w:colFirst="0" w:colLast="0" w:name="_cxxkes25b26" w:id="17"/>
-            <w:bookmarkEnd w:id="17"/>
+            <w:bookmarkStart w:colFirst="0" w:colLast="0" w:name="_cxxkes25b26" w:id="16"/>
+            <w:bookmarkEnd w:id="16"/>
             <w:r>
               <w:rPr>
                 <w:rtl w:val="0"/>
